--- a/content/downloads/files/lion-rms-workplace-health-safety-inspection-checklist-v1-0.docx
+++ b/content/downloads/files/lion-rms-workplace-health-safety-inspection-checklist-v1-0.docx
@@ -139,15 +139,11 @@
       <w:r>
         <w:rPr>
           <w:rFonts w:ascii="Arial" w:cs="Arial" w:eastAsia="Arial" w:hAnsi="Arial"/>
-          <w:b w:val="false"/>
-          <w:bCs w:val="false"/>
-          <w:i w:val="false"/>
-          <w:iCs w:val="false"/>
-          <w:color w:val="808080"/>
           <w:sz w:val="22"/>
           <w:szCs w:val="22"/>
+          <w:u w:val="single" w:color="808080"/>
         </w:rPr>
-        <w:t xml:space="preserve">..............................................................</w:t>
+        <w:t xml:space="preserve">                                                              </w:t>
       </w:r>
     </w:p>
     <w:p>
@@ -169,15 +165,11 @@
       <w:r>
         <w:rPr>
           <w:rFonts w:ascii="Arial" w:cs="Arial" w:eastAsia="Arial" w:hAnsi="Arial"/>
-          <w:b w:val="false"/>
-          <w:bCs w:val="false"/>
-          <w:i w:val="false"/>
-          <w:iCs w:val="false"/>
-          <w:color w:val="808080"/>
           <w:sz w:val="22"/>
           <w:szCs w:val="22"/>
+          <w:u w:val="single" w:color="808080"/>
         </w:rPr>
-        <w:t xml:space="preserve">......................................................</w:t>
+        <w:t xml:space="preserve">                                                      </w:t>
       </w:r>
     </w:p>
     <w:p>
@@ -199,15 +191,11 @@
       <w:r>
         <w:rPr>
           <w:rFonts w:ascii="Arial" w:cs="Arial" w:eastAsia="Arial" w:hAnsi="Arial"/>
-          <w:b w:val="false"/>
-          <w:bCs w:val="false"/>
-          <w:i w:val="false"/>
-          <w:iCs w:val="false"/>
-          <w:color w:val="808080"/>
           <w:sz w:val="22"/>
           <w:szCs w:val="22"/>
+          <w:u w:val="single" w:color="808080"/>
         </w:rPr>
-        <w:t xml:space="preserve">..............</w:t>
+        <w:t xml:space="preserve">              </w:t>
       </w:r>
       <w:r>
         <w:rPr>
@@ -224,15 +212,11 @@
       <w:r>
         <w:rPr>
           <w:rFonts w:ascii="Arial" w:cs="Arial" w:eastAsia="Arial" w:hAnsi="Arial"/>
-          <w:b w:val="false"/>
-          <w:bCs w:val="false"/>
-          <w:i w:val="false"/>
-          <w:iCs w:val="false"/>
-          <w:color w:val="808080"/>
           <w:sz w:val="22"/>
           <w:szCs w:val="22"/>
+          <w:u w:val="single" w:color="808080"/>
         </w:rPr>
-        <w:t xml:space="preserve">..............................</w:t>
+        <w:t xml:space="preserve">                              </w:t>
       </w:r>
     </w:p>
     <w:p>
@@ -254,15 +238,11 @@
       <w:r>
         <w:rPr>
           <w:rFonts w:ascii="Arial" w:cs="Arial" w:eastAsia="Arial" w:hAnsi="Arial"/>
-          <w:b w:val="false"/>
-          <w:bCs w:val="false"/>
-          <w:i w:val="false"/>
-          <w:iCs w:val="false"/>
-          <w:color w:val="808080"/>
           <w:sz w:val="22"/>
           <w:szCs w:val="22"/>
+          <w:u w:val="single" w:color="808080"/>
         </w:rPr>
-        <w:t xml:space="preserve">................................</w:t>
+        <w:t xml:space="preserve">                                </w:t>
       </w:r>
     </w:p>
     <w:p>
@@ -284,15 +264,11 @@
       <w:r>
         <w:rPr>
           <w:rFonts w:ascii="Arial" w:cs="Arial" w:eastAsia="Arial" w:hAnsi="Arial"/>
-          <w:b w:val="false"/>
-          <w:bCs w:val="false"/>
-          <w:i w:val="false"/>
-          <w:iCs w:val="false"/>
-          <w:color w:val="808080"/>
           <w:sz w:val="22"/>
           <w:szCs w:val="22"/>
+          <w:u w:val="single" w:color="808080"/>
         </w:rPr>
-        <w:t xml:space="preserve">..............</w:t>
+        <w:t xml:space="preserve">              </w:t>
       </w:r>
       <w:r>
         <w:rPr>
@@ -309,15 +285,11 @@
       <w:r>
         <w:rPr>
           <w:rFonts w:ascii="Arial" w:cs="Arial" w:eastAsia="Arial" w:hAnsi="Arial"/>
-          <w:b w:val="false"/>
-          <w:bCs w:val="false"/>
-          <w:i w:val="false"/>
-          <w:iCs w:val="false"/>
-          <w:color w:val="808080"/>
           <w:sz w:val="22"/>
           <w:szCs w:val="22"/>
+          <w:u w:val="single" w:color="808080"/>
         </w:rPr>
-        <w:t xml:space="preserve">..........</w:t>
+        <w:t xml:space="preserve">          </w:t>
       </w:r>
     </w:p>
     <w:tbl>
@@ -8578,15 +8550,11 @@
       <w:r>
         <w:rPr>
           <w:rFonts w:ascii="Arial" w:cs="Arial" w:eastAsia="Arial" w:hAnsi="Arial"/>
-          <w:b w:val="false"/>
-          <w:bCs w:val="false"/>
-          <w:i w:val="false"/>
-          <w:iCs w:val="false"/>
-          <w:color w:val="808080"/>
           <w:sz w:val="22"/>
           <w:szCs w:val="22"/>
+          <w:u w:val="single" w:color="808080"/>
         </w:rPr>
-        <w:t xml:space="preserve">....................</w:t>
+        <w:t xml:space="preserve">                    </w:t>
       </w:r>
       <w:r>
         <w:rPr>
@@ -8603,15 +8571,11 @@
       <w:r>
         <w:rPr>
           <w:rFonts w:ascii="Arial" w:cs="Arial" w:eastAsia="Arial" w:hAnsi="Arial"/>
-          <w:b w:val="false"/>
-          <w:bCs w:val="false"/>
-          <w:i w:val="false"/>
-          <w:iCs w:val="false"/>
-          <w:color w:val="808080"/>
           <w:sz w:val="22"/>
           <w:szCs w:val="22"/>
+          <w:u w:val="single" w:color="808080"/>
         </w:rPr>
-        <w:t xml:space="preserve">....................</w:t>
+        <w:t xml:space="preserve">                    </w:t>
       </w:r>
       <w:r>
         <w:rPr>
@@ -8628,15 +8592,11 @@
       <w:r>
         <w:rPr>
           <w:rFonts w:ascii="Arial" w:cs="Arial" w:eastAsia="Arial" w:hAnsi="Arial"/>
-          <w:b w:val="false"/>
-          <w:bCs w:val="false"/>
-          <w:i w:val="false"/>
-          <w:iCs w:val="false"/>
-          <w:color w:val="808080"/>
           <w:sz w:val="22"/>
           <w:szCs w:val="22"/>
+          <w:u w:val="single" w:color="808080"/>
         </w:rPr>
-        <w:t xml:space="preserve">..........</w:t>
+        <w:t xml:space="preserve">          </w:t>
       </w:r>
     </w:p>
     <w:p>
@@ -8658,15 +8618,11 @@
       <w:r>
         <w:rPr>
           <w:rFonts w:ascii="Arial" w:cs="Arial" w:eastAsia="Arial" w:hAnsi="Arial"/>
-          <w:b w:val="false"/>
-          <w:bCs w:val="false"/>
-          <w:i w:val="false"/>
-          <w:iCs w:val="false"/>
-          <w:color w:val="808080"/>
           <w:sz w:val="22"/>
           <w:szCs w:val="22"/>
+          <w:u w:val="single" w:color="808080"/>
         </w:rPr>
-        <w:t xml:space="preserve">....................</w:t>
+        <w:t xml:space="preserve">                    </w:t>
       </w:r>
       <w:r>
         <w:rPr>
@@ -8683,15 +8639,11 @@
       <w:r>
         <w:rPr>
           <w:rFonts w:ascii="Arial" w:cs="Arial" w:eastAsia="Arial" w:hAnsi="Arial"/>
-          <w:b w:val="false"/>
-          <w:bCs w:val="false"/>
-          <w:i w:val="false"/>
-          <w:iCs w:val="false"/>
-          <w:color w:val="808080"/>
           <w:sz w:val="22"/>
           <w:szCs w:val="22"/>
+          <w:u w:val="single" w:color="808080"/>
         </w:rPr>
-        <w:t xml:space="preserve">....................</w:t>
+        <w:t xml:space="preserve">                    </w:t>
       </w:r>
       <w:r>
         <w:rPr>
@@ -8708,15 +8660,11 @@
       <w:r>
         <w:rPr>
           <w:rFonts w:ascii="Arial" w:cs="Arial" w:eastAsia="Arial" w:hAnsi="Arial"/>
-          <w:b w:val="false"/>
-          <w:bCs w:val="false"/>
-          <w:i w:val="false"/>
-          <w:iCs w:val="false"/>
-          <w:color w:val="808080"/>
           <w:sz w:val="22"/>
           <w:szCs w:val="22"/>
+          <w:u w:val="single" w:color="808080"/>
         </w:rPr>
-        <w:t xml:space="preserve">..........</w:t>
+        <w:t xml:space="preserve">          </w:t>
       </w:r>
     </w:p>
     <w:p>
@@ -8738,15 +8686,11 @@
       <w:r>
         <w:rPr>
           <w:rFonts w:ascii="Arial" w:cs="Arial" w:eastAsia="Arial" w:hAnsi="Arial"/>
-          <w:b w:val="false"/>
-          <w:bCs w:val="false"/>
-          <w:i w:val="false"/>
-          <w:iCs w:val="false"/>
-          <w:color w:val="808080"/>
           <w:sz w:val="22"/>
           <w:szCs w:val="22"/>
+          <w:u w:val="single" w:color="808080"/>
         </w:rPr>
-        <w:t xml:space="preserve">..........</w:t>
+        <w:t xml:space="preserve">          </w:t>
       </w:r>
     </w:p>
     <w:sectPr>
